--- a/Exams/CSC175 Sp26 Midterm Exam vB ANS.docx
+++ b/Exams/CSC175 Sp26 Midterm Exam vB ANS.docx
@@ -7140,14 +7140,16 @@
             <w:pPr>
               <w:spacing w:after="0"/>
               <w:rPr>
-                <w:lang w:eastAsia="zh-CN"/>
-              </w:rPr>
-            </w:pPr>
-            <w:r>
-              <w:rPr>
-                <w:lang w:eastAsia="zh-CN"/>
-              </w:rPr>
-              <w:t>3</w:t>
+                <w:rFonts w:eastAsia="宋体"/>
+                <w:lang w:eastAsia="zh-CN"/>
+              </w:rPr>
+            </w:pPr>
+            <w:r>
+              <w:rPr>
+                <w:rFonts w:eastAsia="宋体" w:hint="eastAsia"/>
+                <w:lang w:eastAsia="zh-CN"/>
+              </w:rPr>
+              <w:t>2</w:t>
             </w:r>
           </w:p>
         </w:tc>
@@ -7801,14 +7803,16 @@
             <w:pPr>
               <w:spacing w:after="0"/>
               <w:rPr>
-                <w:lang w:eastAsia="zh-CN"/>
-              </w:rPr>
-            </w:pPr>
-            <w:r>
-              <w:rPr>
-                <w:lang w:eastAsia="zh-CN"/>
-              </w:rPr>
-              <w:t>6</w:t>
+                <w:rFonts w:eastAsia="宋体"/>
+                <w:lang w:eastAsia="zh-CN"/>
+              </w:rPr>
+            </w:pPr>
+            <w:r>
+              <w:rPr>
+                <w:rFonts w:eastAsia="宋体" w:hint="eastAsia"/>
+                <w:lang w:eastAsia="zh-CN"/>
+              </w:rPr>
+              <w:t>3</w:t>
             </w:r>
           </w:p>
         </w:tc>
@@ -8142,15 +8146,16 @@
             <w:pPr>
               <w:spacing w:after="0"/>
               <w:rPr>
-                <w:lang w:eastAsia="zh-CN"/>
-              </w:rPr>
-            </w:pPr>
-            <w:r>
-              <w:rPr>
-                <w:rFonts w:hint="eastAsia"/>
-                <w:lang w:eastAsia="zh-CN"/>
-              </w:rPr>
-              <w:t>7</w:t>
+                <w:rFonts w:eastAsia="宋体"/>
+                <w:lang w:eastAsia="zh-CN"/>
+              </w:rPr>
+            </w:pPr>
+            <w:r>
+              <w:rPr>
+                <w:rFonts w:eastAsia="宋体" w:hint="eastAsia"/>
+                <w:lang w:eastAsia="zh-CN"/>
+              </w:rPr>
+              <w:t>3</w:t>
             </w:r>
           </w:p>
         </w:tc>
@@ -8244,21 +8249,16 @@
             <w:pPr>
               <w:spacing w:after="0"/>
               <w:rPr>
-                <w:lang w:eastAsia="zh-CN"/>
-              </w:rPr>
-            </w:pPr>
-            <w:r>
-              <w:rPr>
-                <w:lang w:eastAsia="zh-CN"/>
-              </w:rPr>
-              <w:t>1</w:t>
-            </w:r>
-            <w:r>
-              <w:rPr>
-                <w:rFonts w:hint="eastAsia"/>
-                <w:lang w:eastAsia="zh-CN"/>
-              </w:rPr>
-              <w:t>0</w:t>
+                <w:rFonts w:eastAsia="宋体"/>
+                <w:lang w:eastAsia="zh-CN"/>
+              </w:rPr>
+            </w:pPr>
+            <w:r>
+              <w:rPr>
+                <w:rFonts w:eastAsia="宋体" w:hint="eastAsia"/>
+                <w:lang w:eastAsia="zh-CN"/>
+              </w:rPr>
+              <w:t>8</w:t>
             </w:r>
           </w:p>
         </w:tc>
@@ -8352,15 +8352,16 @@
             <w:pPr>
               <w:spacing w:after="0"/>
               <w:rPr>
-                <w:lang w:eastAsia="zh-CN"/>
-              </w:rPr>
-            </w:pPr>
-            <w:r>
-              <w:rPr>
-                <w:rFonts w:hint="eastAsia"/>
-                <w:lang w:eastAsia="zh-CN"/>
-              </w:rPr>
-              <w:t>8</w:t>
+                <w:rFonts w:eastAsia="宋体"/>
+                <w:lang w:eastAsia="zh-CN"/>
+              </w:rPr>
+            </w:pPr>
+            <w:r>
+              <w:rPr>
+                <w:rFonts w:eastAsia="宋体" w:hint="eastAsia"/>
+                <w:lang w:eastAsia="zh-CN"/>
+              </w:rPr>
+              <w:t>4</w:t>
             </w:r>
           </w:p>
         </w:tc>
@@ -11984,9 +11985,10 @@
           <w:p>
             <w:pPr>
               <w:spacing w:after="0"/>
-            </w:pPr>
-            <w:r>
-              <w:t>Port 4</w:t>
+              <w:jc w:val="center"/>
+            </w:pPr>
+            <w:r>
+              <w:t>4</w:t>
             </w:r>
           </w:p>
         </w:tc>
@@ -12078,9 +12080,10 @@
           <w:p>
             <w:pPr>
               <w:spacing w:after="0"/>
-            </w:pPr>
-            <w:r>
-              <w:t>Port 1</w:t>
+              <w:jc w:val="center"/>
+            </w:pPr>
+            <w:r>
+              <w:t>1</w:t>
             </w:r>
           </w:p>
         </w:tc>
@@ -12169,9 +12172,10 @@
           <w:p>
             <w:pPr>
               <w:spacing w:after="0"/>
-            </w:pPr>
-            <w:r>
-              <w:t>Port 3</w:t>
+              <w:jc w:val="center"/>
+            </w:pPr>
+            <w:r>
+              <w:t>3</w:t>
             </w:r>
           </w:p>
         </w:tc>
@@ -12268,9 +12272,10 @@
           <w:p>
             <w:pPr>
               <w:spacing w:after="0"/>
-            </w:pPr>
-            <w:r>
-              <w:t>Port 1</w:t>
+              <w:jc w:val="center"/>
+            </w:pPr>
+            <w:r>
+              <w:t>1</w:t>
             </w:r>
           </w:p>
         </w:tc>
@@ -12358,9 +12363,10 @@
           <w:p>
             <w:pPr>
               <w:spacing w:after="0"/>
-            </w:pPr>
-            <w:r>
-              <w:t>Port 3</w:t>
+              <w:jc w:val="center"/>
+            </w:pPr>
+            <w:r>
+              <w:t>3</w:t>
             </w:r>
           </w:p>
         </w:tc>
